--- a/diagram/samples/saga_orchestration.docx
+++ b/diagram/samples/saga_orchestration.docx
@@ -78,7 +78,7 @@
           <w:color w:val="606A78"/>
           <w:sz w:val="18"/>
         </w:rPr>
-        <w:t>Saga — Order Orchestration with Compensation</w:t>
+        <w:t>Saga: Order Orchestration with Compensation</w:t>
       </w:r>
     </w:p>
     <w:p>
@@ -94,7 +94,7 @@
         <w:t>Saga Orchestrator</w:t>
       </w:r>
       <w:r>
-        <w:t xml:space="preserve"> — participant</w:t>
+        <w:t>: participant</w:t>
       </w:r>
     </w:p>
     <w:p>
@@ -110,7 +110,7 @@
         <w:t>Order Svc</w:t>
       </w:r>
       <w:r>
-        <w:t xml:space="preserve"> — participant</w:t>
+        <w:t>: participant</w:t>
       </w:r>
     </w:p>
     <w:p>
@@ -126,7 +126,7 @@
         <w:t>Inventory Svc</w:t>
       </w:r>
       <w:r>
-        <w:t xml:space="preserve"> — participant</w:t>
+        <w:t>: participant</w:t>
       </w:r>
     </w:p>
     <w:p>
@@ -142,7 +142,7 @@
         <w:t>Payment Svc</w:t>
       </w:r>
       <w:r>
-        <w:t xml:space="preserve"> — external</w:t>
+        <w:t>: external</w:t>
       </w:r>
     </w:p>
     <w:p>
@@ -158,7 +158,7 @@
         <w:t>Step 1</w:t>
       </w:r>
       <w:r>
-        <w:t xml:space="preserve"> — Saga Orchestrator → Order Svc: create order (sync)</w:t>
+        <w:t>: Saga Orchestrator → Order Svc: create order (sync)</w:t>
       </w:r>
     </w:p>
     <w:p>
@@ -174,7 +174,7 @@
         <w:t>Step 2</w:t>
       </w:r>
       <w:r>
-        <w:t xml:space="preserve"> — Order Svc → Saga Orchestrator: created (return)</w:t>
+        <w:t>: Order Svc → Saga Orchestrator: created (return)</w:t>
       </w:r>
     </w:p>
     <w:p>
@@ -190,7 +190,7 @@
         <w:t>Step 3</w:t>
       </w:r>
       <w:r>
-        <w:t xml:space="preserve"> — Saga Orchestrator → Inventory Svc: reserve stock (sync)</w:t>
+        <w:t>: Saga Orchestrator → Inventory Svc: reserve stock (sync)</w:t>
       </w:r>
     </w:p>
     <w:p>
@@ -206,7 +206,7 @@
         <w:t>Step 4</w:t>
       </w:r>
       <w:r>
-        <w:t xml:space="preserve"> — Inventory Svc → Saga Orchestrator: reserved (return)</w:t>
+        <w:t>: Inventory Svc → Saga Orchestrator: reserved (return)</w:t>
       </w:r>
     </w:p>
     <w:p>
@@ -222,7 +222,7 @@
         <w:t>Step 5</w:t>
       </w:r>
       <w:r>
-        <w:t xml:space="preserve"> — Saga Orchestrator → Payment Svc: charge card (sync)</w:t>
+        <w:t>: Saga Orchestrator → Payment Svc: charge card (sync)</w:t>
       </w:r>
     </w:p>
     <w:p>
@@ -238,7 +238,7 @@
         <w:t>Step 6</w:t>
       </w:r>
       <w:r>
-        <w:t xml:space="preserve"> — Payment Svc → Saga Orchestrator: payment FAILED (return)</w:t>
+        <w:t>: Payment Svc → Saga Orchestrator: payment FAILED (return)</w:t>
       </w:r>
     </w:p>
     <w:p>
@@ -254,7 +254,7 @@
         <w:t>Step 7</w:t>
       </w:r>
       <w:r>
-        <w:t xml:space="preserve"> — Saga Orchestrator → Inventory Svc: compensate: release stock (async)</w:t>
+        <w:t>: Saga Orchestrator → Inventory Svc: compensate: release stock (async)</w:t>
       </w:r>
     </w:p>
     <w:p>
@@ -270,7 +270,7 @@
         <w:t>Step 8</w:t>
       </w:r>
       <w:r>
-        <w:t xml:space="preserve"> — Saga Orchestrator → Order Svc: compensate: cancel order (async)</w:t>
+        <w:t>: Saga Orchestrator → Order Svc: compensate: cancel order (async)</w:t>
       </w:r>
     </w:p>
     <w:sectPr>
